--- a/Project Templates/1. Ideation Phase/Define Problem Statements Template.docx
+++ b/Project Templates/1. Ideation Phase/Define Problem Statements Template.docx
@@ -118,7 +118,7 @@
           </w:tcPr>
           <w:p>
             <w:r>
-              <w:t>Team 1</w:t>
+              <w:t>SWTID-2026-5878</w:t>
             </w:r>
           </w:p>
         </w:tc>
